--- a/Group_Project_CheckPoint_1.docx
+++ b/Group_Project_CheckPoint_1.docx
@@ -141,8 +141,8 @@
       <w:pPr>
         <w:rPr>
           <w:rFonts w:ascii="Calibri" w:hAnsi="Calibri" w:cs="Calibri"/>
-          <w:i/>
-          <w:iCs/>
+          <w:b/>
+          <w:bCs/>
           <w:sz w:val="52"/>
           <w:szCs w:val="52"/>
         </w:rPr>
@@ -155,7 +155,17 @@
           <w:sz w:val="52"/>
           <w:szCs w:val="52"/>
         </w:rPr>
-        <w:t xml:space="preserve">Team Members: </w:t>
+        <w:t>Team Members:</w:t>
+      </w:r>
+      <w:r>
+        <w:rPr>
+          <w:rFonts w:ascii="Calibri" w:hAnsi="Calibri" w:cs="Calibri"/>
+          <w:b/>
+          <w:bCs/>
+          <w:sz w:val="52"/>
+          <w:szCs w:val="52"/>
+        </w:rPr>
+        <w:t xml:space="preserve"> </w:t>
       </w:r>
       <w:r>
         <w:rPr>
@@ -165,7 +175,17 @@
           <w:sz w:val="52"/>
           <w:szCs w:val="52"/>
         </w:rPr>
-        <w:t>Owen (last name)</w:t>
+        <w:t>Owen</w:t>
+      </w:r>
+      <w:r>
+        <w:rPr>
+          <w:rFonts w:ascii="Calibri" w:hAnsi="Calibri" w:cs="Calibri"/>
+          <w:i/>
+          <w:iCs/>
+          <w:sz w:val="52"/>
+          <w:szCs w:val="52"/>
+        </w:rPr>
+        <w:t xml:space="preserve"> Smith</w:t>
       </w:r>
     </w:p>
     <w:p>
@@ -236,7 +256,17 @@
           <w:sz w:val="52"/>
           <w:szCs w:val="52"/>
         </w:rPr>
-        <w:t>Kameron (last name)</w:t>
+        <w:t>Kameron</w:t>
+      </w:r>
+      <w:r>
+        <w:rPr>
+          <w:rFonts w:ascii="Calibri" w:hAnsi="Calibri" w:cs="Calibri"/>
+          <w:i/>
+          <w:iCs/>
+          <w:sz w:val="52"/>
+          <w:szCs w:val="52"/>
+        </w:rPr>
+        <w:t xml:space="preserve"> Warren</w:t>
       </w:r>
     </w:p>
     <w:p>
@@ -307,7 +337,66 @@
           <w:sz w:val="52"/>
           <w:szCs w:val="52"/>
         </w:rPr>
-        <w:t>Grant Ball</w:t>
+        <w:t>Grant</w:t>
+      </w:r>
+      <w:r>
+        <w:rPr>
+          <w:rFonts w:ascii="Calibri" w:hAnsi="Calibri" w:cs="Calibri"/>
+          <w:i/>
+          <w:iCs/>
+          <w:sz w:val="52"/>
+          <w:szCs w:val="52"/>
+        </w:rPr>
+        <w:t xml:space="preserve"> Ball</w:t>
+      </w:r>
+    </w:p>
+    <w:p>
+      <w:pPr>
+        <w:rPr>
+          <w:rFonts w:ascii="Calibri" w:hAnsi="Calibri" w:cs="Calibri"/>
+          <w:i/>
+          <w:iCs/>
+          <w:sz w:val="52"/>
+          <w:szCs w:val="52"/>
+        </w:rPr>
+      </w:pPr>
+      <w:r>
+        <w:rPr>
+          <w:rFonts w:ascii="Calibri" w:hAnsi="Calibri" w:cs="Calibri"/>
+          <w:b/>
+          <w:bCs/>
+          <w:sz w:val="52"/>
+          <w:szCs w:val="52"/>
+        </w:rPr>
+        <w:t>Group Number</w:t>
+      </w:r>
+      <w:r>
+        <w:rPr>
+          <w:rFonts w:ascii="Calibri" w:hAnsi="Calibri" w:cs="Calibri"/>
+          <w:b/>
+          <w:bCs/>
+          <w:sz w:val="52"/>
+          <w:szCs w:val="52"/>
+        </w:rPr>
+        <w:t>:</w:t>
+      </w:r>
+      <w:r>
+        <w:rPr>
+          <w:rFonts w:ascii="Calibri" w:hAnsi="Calibri" w:cs="Calibri"/>
+          <w:b/>
+          <w:bCs/>
+          <w:sz w:val="52"/>
+          <w:szCs w:val="52"/>
+        </w:rPr>
+        <w:t xml:space="preserve"> </w:t>
+      </w:r>
+      <w:r>
+        <w:rPr>
+          <w:rFonts w:ascii="Calibri" w:hAnsi="Calibri" w:cs="Calibri"/>
+          <w:sz w:val="52"/>
+          <w:szCs w:val="52"/>
+        </w:rPr>
+        <w:t>1</w:t>
       </w:r>
     </w:p>
     <w:p>
@@ -430,17 +519,6 @@
       <w:pPr>
         <w:rPr>
           <w:rFonts w:ascii="Calibri" w:hAnsi="Calibri" w:cs="Calibri"/>
-          <w:i/>
-          <w:iCs/>
-          <w:sz w:val="52"/>
-          <w:szCs w:val="52"/>
-        </w:rPr>
-      </w:pPr>
-    </w:p>
-    <w:p>
-      <w:pPr>
-        <w:rPr>
-          <w:rFonts w:ascii="Calibri" w:hAnsi="Calibri" w:cs="Calibri"/>
           <w:sz w:val="52"/>
           <w:szCs w:val="52"/>
         </w:rPr>
@@ -461,37 +539,6 @@
         <w:rPr>
           <w:b/>
           <w:bCs/>
-        </w:rPr>
-      </w:pPr>
-      <w:r>
-        <w:rPr>
-          <w:b/>
-          <w:bCs/>
-        </w:rPr>
-        <w:t xml:space="preserve">---------- </w:t>
-      </w:r>
-      <w:r>
-        <w:rPr>
-          <w:b/>
-          <w:bCs/>
-        </w:rPr>
-        <w:t>Member Responsibilities</w:t>
-      </w:r>
-      <w:r>
-        <w:rPr>
-          <w:b/>
-          <w:bCs/>
-        </w:rPr>
-        <w:t xml:space="preserve"> ----------</w:t>
-      </w:r>
-    </w:p>
-    <w:p>
-      <w:pPr>
-        <w:jc w:val="center"/>
-        <w:rPr>
-          <w:rFonts w:ascii="Calibri" w:hAnsi="Calibri" w:cs="Calibri"/>
-          <w:sz w:val="36"/>
-          <w:szCs w:val="36"/>
         </w:rPr>
       </w:pPr>
       <w:r>
@@ -501,15 +548,15 @@
           <w:noProof/>
         </w:rPr>
         <w:drawing>
-          <wp:anchor distT="0" distB="0" distL="114300" distR="114300" simplePos="0" relativeHeight="251659264" behindDoc="0" locked="0" layoutInCell="1" allowOverlap="1" wp14:anchorId="16DC0A50" wp14:editId="12846C64">
+          <wp:anchor distT="0" distB="0" distL="114300" distR="114300" simplePos="0" relativeHeight="251659264" behindDoc="0" locked="0" layoutInCell="1" allowOverlap="1" wp14:anchorId="16DC0A50" wp14:editId="2E8D95D5">
             <wp:simplePos x="0" y="0"/>
             <wp:positionH relativeFrom="margin">
-              <wp:posOffset>0</wp:posOffset>
+              <wp:align>center</wp:align>
             </wp:positionH>
             <wp:positionV relativeFrom="page">
-              <wp:posOffset>2345690</wp:posOffset>
+              <wp:posOffset>2257425</wp:posOffset>
             </wp:positionV>
-            <wp:extent cx="5890437" cy="2918916"/>
+            <wp:extent cx="5089417" cy="2521983"/>
             <wp:effectExtent l="0" t="0" r="0" b="0"/>
             <wp:wrapNone/>
             <wp:docPr id="700527215" name="Picture 1"/>
@@ -541,7 +588,7 @@
                   <pic:spPr bwMode="auto">
                     <a:xfrm>
                       <a:off x="0" y="0"/>
-                      <a:ext cx="5890437" cy="2918916"/>
+                      <a:ext cx="5089417" cy="2521983"/>
                     </a:xfrm>
                     <a:prstGeom prst="rect">
                       <a:avLst/>
@@ -568,78 +615,6 @@
           </wp:anchor>
         </w:drawing>
       </w:r>
-    </w:p>
-    <w:p>
-      <w:pPr>
-        <w:rPr>
-          <w:rFonts w:ascii="Calibri" w:hAnsi="Calibri" w:cs="Calibri"/>
-          <w:sz w:val="36"/>
-          <w:szCs w:val="36"/>
-        </w:rPr>
-      </w:pPr>
-    </w:p>
-    <w:p>
-      <w:pPr>
-        <w:rPr>
-          <w:rFonts w:ascii="Calibri" w:hAnsi="Calibri" w:cs="Calibri"/>
-          <w:sz w:val="36"/>
-          <w:szCs w:val="36"/>
-        </w:rPr>
-      </w:pPr>
-    </w:p>
-    <w:p>
-      <w:pPr>
-        <w:rPr>
-          <w:rFonts w:ascii="Calibri" w:hAnsi="Calibri" w:cs="Calibri"/>
-          <w:sz w:val="36"/>
-          <w:szCs w:val="36"/>
-        </w:rPr>
-      </w:pPr>
-    </w:p>
-    <w:p>
-      <w:pPr>
-        <w:rPr>
-          <w:rFonts w:ascii="Calibri" w:hAnsi="Calibri" w:cs="Calibri"/>
-          <w:sz w:val="36"/>
-          <w:szCs w:val="36"/>
-        </w:rPr>
-      </w:pPr>
-    </w:p>
-    <w:p>
-      <w:pPr>
-        <w:rPr>
-          <w:rFonts w:ascii="Calibri" w:hAnsi="Calibri" w:cs="Calibri"/>
-          <w:sz w:val="36"/>
-          <w:szCs w:val="36"/>
-        </w:rPr>
-      </w:pPr>
-    </w:p>
-    <w:p>
-      <w:pPr>
-        <w:rPr>
-          <w:rFonts w:ascii="Calibri" w:hAnsi="Calibri" w:cs="Calibri"/>
-          <w:sz w:val="36"/>
-          <w:szCs w:val="36"/>
-        </w:rPr>
-      </w:pPr>
-    </w:p>
-    <w:p>
-      <w:pPr>
-        <w:rPr>
-          <w:rFonts w:ascii="Calibri" w:hAnsi="Calibri" w:cs="Calibri"/>
-          <w:sz w:val="36"/>
-          <w:szCs w:val="36"/>
-        </w:rPr>
-      </w:pPr>
-    </w:p>
-    <w:p>
-      <w:pPr>
-        <w:jc w:val="center"/>
-        <w:rPr>
-          <w:b/>
-          <w:bCs/>
-        </w:rPr>
-      </w:pPr>
       <w:r>
         <w:rPr>
           <w:b/>
@@ -652,7 +627,7 @@
           <w:b/>
           <w:bCs/>
         </w:rPr>
-        <w:t>UI Rough Sketch</w:t>
+        <w:t>Member Responsibilities</w:t>
       </w:r>
       <w:r>
         <w:rPr>
@@ -664,31 +639,103 @@
     </w:p>
     <w:p>
       <w:pPr>
+        <w:jc w:val="center"/>
         <w:rPr>
           <w:rFonts w:ascii="Calibri" w:hAnsi="Calibri" w:cs="Calibri"/>
           <w:sz w:val="36"/>
           <w:szCs w:val="36"/>
         </w:rPr>
       </w:pPr>
+    </w:p>
+    <w:p>
+      <w:pPr>
+        <w:rPr>
+          <w:rFonts w:ascii="Calibri" w:hAnsi="Calibri" w:cs="Calibri"/>
+          <w:sz w:val="36"/>
+          <w:szCs w:val="36"/>
+        </w:rPr>
+      </w:pPr>
+    </w:p>
+    <w:p>
+      <w:pPr>
+        <w:rPr>
+          <w:rFonts w:ascii="Calibri" w:hAnsi="Calibri" w:cs="Calibri"/>
+          <w:sz w:val="36"/>
+          <w:szCs w:val="36"/>
+        </w:rPr>
+      </w:pPr>
+    </w:p>
+    <w:p>
+      <w:pPr>
+        <w:rPr>
+          <w:rFonts w:ascii="Calibri" w:hAnsi="Calibri" w:cs="Calibri"/>
+          <w:sz w:val="36"/>
+          <w:szCs w:val="36"/>
+        </w:rPr>
+      </w:pPr>
+    </w:p>
+    <w:p>
+      <w:pPr>
+        <w:rPr>
+          <w:rFonts w:ascii="Calibri" w:hAnsi="Calibri" w:cs="Calibri"/>
+          <w:sz w:val="36"/>
+          <w:szCs w:val="36"/>
+        </w:rPr>
+      </w:pPr>
+    </w:p>
+    <w:p>
+      <w:pPr>
+        <w:rPr>
+          <w:rFonts w:ascii="Calibri" w:hAnsi="Calibri" w:cs="Calibri"/>
+          <w:sz w:val="36"/>
+          <w:szCs w:val="36"/>
+        </w:rPr>
+      </w:pPr>
+    </w:p>
+    <w:p>
+      <w:pPr>
+        <w:jc w:val="center"/>
+        <w:rPr>
+          <w:b/>
+          <w:bCs/>
+        </w:rPr>
+      </w:pPr>
       <w:r>
         <w:rPr>
           <w:b/>
           <w:bCs/>
+        </w:rPr>
+        <w:t>---------- UI Rough Sketch ----------</w:t>
+      </w:r>
+    </w:p>
+    <w:p>
+      <w:pPr>
+        <w:rPr>
+          <w:rFonts w:ascii="Calibri" w:hAnsi="Calibri" w:cs="Calibri"/>
+          <w:sz w:val="36"/>
+          <w:szCs w:val="36"/>
+        </w:rPr>
+      </w:pPr>
+      <w:r>
+        <w:rPr>
+          <w:rFonts w:ascii="Calibri" w:hAnsi="Calibri" w:cs="Calibri"/>
           <w:noProof/>
+          <w:sz w:val="36"/>
+          <w:szCs w:val="36"/>
         </w:rPr>
         <w:drawing>
-          <wp:anchor distT="0" distB="0" distL="114300" distR="114300" simplePos="0" relativeHeight="251661312" behindDoc="0" locked="0" layoutInCell="1" allowOverlap="1" wp14:anchorId="54CB31F1" wp14:editId="1247DFE4">
+          <wp:anchor distT="0" distB="0" distL="114300" distR="114300" simplePos="0" relativeHeight="251668480" behindDoc="0" locked="0" layoutInCell="1" allowOverlap="1" wp14:anchorId="0C242361" wp14:editId="1A047F19">
             <wp:simplePos x="0" y="0"/>
             <wp:positionH relativeFrom="margin">
-              <wp:posOffset>0</wp:posOffset>
+              <wp:align>center</wp:align>
             </wp:positionH>
-            <wp:positionV relativeFrom="page">
-              <wp:posOffset>6061710</wp:posOffset>
+            <wp:positionV relativeFrom="margin">
+              <wp:align>bottom</wp:align>
             </wp:positionV>
-            <wp:extent cx="5890437" cy="2918916"/>
-            <wp:effectExtent l="0" t="0" r="0" b="0"/>
+            <wp:extent cx="4759632" cy="3895725"/>
+            <wp:effectExtent l="0" t="0" r="3175" b="0"/>
             <wp:wrapNone/>
-            <wp:docPr id="1002451673" name="Picture 1"/>
+            <wp:docPr id="1245286606" name="Picture 9"/>
             <wp:cNvGraphicFramePr>
               <a:graphicFrameLocks xmlns:a="http://schemas.openxmlformats.org/drawingml/2006/main" noChangeAspect="1"/>
             </wp:cNvGraphicFramePr>
@@ -696,20 +743,20 @@
               <a:graphicData uri="http://schemas.openxmlformats.org/drawingml/2006/picture">
                 <pic:pic xmlns:pic="http://schemas.openxmlformats.org/drawingml/2006/picture">
                   <pic:nvPicPr>
-                    <pic:cNvPr id="0" name="Picture 2"/>
+                    <pic:cNvPr id="0" name="Picture 10"/>
                     <pic:cNvPicPr>
                       <a:picLocks noChangeAspect="1" noChangeArrowheads="1"/>
                     </pic:cNvPicPr>
                   </pic:nvPicPr>
-                  <pic:blipFill rotWithShape="1">
-                    <a:blip r:embed="rId8">
+                  <pic:blipFill>
+                    <a:blip r:embed="rId9">
                       <a:extLst>
                         <a:ext uri="{28A0092B-C50C-407E-A947-70E740481C1C}">
                           <a14:useLocalDpi xmlns:a14="http://schemas.microsoft.com/office/drawing/2010/main" val="0"/>
                         </a:ext>
                       </a:extLst>
                     </a:blip>
-                    <a:srcRect l="31360" t="33674" r="31381" b="33804"/>
+                    <a:srcRect/>
                     <a:stretch>
                       <a:fillRect/>
                     </a:stretch>
@@ -717,7 +764,7 @@
                   <pic:spPr bwMode="auto">
                     <a:xfrm>
                       <a:off x="0" y="0"/>
-                      <a:ext cx="5890437" cy="2918916"/>
+                      <a:ext cx="4759632" cy="3895725"/>
                     </a:xfrm>
                     <a:prstGeom prst="rect">
                       <a:avLst/>
@@ -726,11 +773,6 @@
                     <a:ln>
                       <a:noFill/>
                     </a:ln>
-                    <a:extLst>
-                      <a:ext uri="{53640926-AAD7-44D8-BBD7-CCE9431645EC}">
-                        <a14:shadowObscured xmlns:a14="http://schemas.microsoft.com/office/drawing/2010/main"/>
-                      </a:ext>
-                    </a:extLst>
                   </pic:spPr>
                 </pic:pic>
               </a:graphicData>
@@ -842,7 +884,7 @@
                     <pic:cNvPicPr/>
                   </pic:nvPicPr>
                   <pic:blipFill>
-                    <a:blip r:embed="rId9">
+                    <a:blip r:embed="rId10">
                       <a:extLst>
                         <a:ext uri="{28A0092B-C50C-407E-A947-70E740481C1C}">
                           <a14:useLocalDpi xmlns:a14="http://schemas.microsoft.com/office/drawing/2010/main" val="0"/>
@@ -888,7 +930,7 @@
                     <pic:cNvPicPr/>
                   </pic:nvPicPr>
                   <pic:blipFill>
-                    <a:blip r:embed="rId10">
+                    <a:blip r:embed="rId11">
                       <a:extLst>
                         <a:ext uri="{28A0092B-C50C-407E-A947-70E740481C1C}">
                           <a14:useLocalDpi xmlns:a14="http://schemas.microsoft.com/office/drawing/2010/main" val="0"/>
@@ -940,7 +982,7 @@
                     <pic:cNvPicPr/>
                   </pic:nvPicPr>
                   <pic:blipFill>
-                    <a:blip r:embed="rId11">
+                    <a:blip r:embed="rId12">
                       <a:extLst>
                         <a:ext uri="{28A0092B-C50C-407E-A947-70E740481C1C}">
                           <a14:useLocalDpi xmlns:a14="http://schemas.microsoft.com/office/drawing/2010/main" val="0"/>
@@ -985,7 +1027,68 @@
           <w:u w:val="single"/>
         </w:rPr>
         <w:lastRenderedPageBreak/>
-        <w:t>History &amp; Reporting</w:t>
+        <w:drawing>
+          <wp:anchor distT="0" distB="0" distL="114300" distR="114300" simplePos="0" relativeHeight="251665408" behindDoc="0" locked="0" layoutInCell="1" allowOverlap="1" wp14:anchorId="1701FE96" wp14:editId="5600C2C9">
+            <wp:simplePos x="0" y="0"/>
+            <wp:positionH relativeFrom="margin">
+              <wp:align>center</wp:align>
+            </wp:positionH>
+            <wp:positionV relativeFrom="page">
+              <wp:posOffset>1844316</wp:posOffset>
+            </wp:positionV>
+            <wp:extent cx="4429760" cy="828675"/>
+            <wp:effectExtent l="0" t="0" r="8890" b="9525"/>
+            <wp:wrapNone/>
+            <wp:docPr id="648163890" name="Picture 4"/>
+            <wp:cNvGraphicFramePr>
+              <a:graphicFrameLocks xmlns:a="http://schemas.openxmlformats.org/drawingml/2006/main" noChangeAspect="1"/>
+            </wp:cNvGraphicFramePr>
+            <a:graphic xmlns:a="http://schemas.openxmlformats.org/drawingml/2006/main">
+              <a:graphicData uri="http://schemas.openxmlformats.org/drawingml/2006/picture">
+                <pic:pic xmlns:pic="http://schemas.openxmlformats.org/drawingml/2006/picture">
+                  <pic:nvPicPr>
+                    <pic:cNvPr id="0" name="Picture 5"/>
+                    <pic:cNvPicPr>
+                      <a:picLocks noChangeAspect="1" noChangeArrowheads="1"/>
+                    </pic:cNvPicPr>
+                  </pic:nvPicPr>
+                  <pic:blipFill>
+                    <a:blip r:embed="rId13">
+                      <a:extLst>
+                        <a:ext uri="{28A0092B-C50C-407E-A947-70E740481C1C}">
+                          <a14:useLocalDpi xmlns:a14="http://schemas.microsoft.com/office/drawing/2010/main" val="0"/>
+                        </a:ext>
+                      </a:extLst>
+                    </a:blip>
+                    <a:srcRect/>
+                    <a:stretch>
+                      <a:fillRect/>
+                    </a:stretch>
+                  </pic:blipFill>
+                  <pic:spPr bwMode="auto">
+                    <a:xfrm>
+                      <a:off x="0" y="0"/>
+                      <a:ext cx="4429760" cy="828675"/>
+                    </a:xfrm>
+                    <a:prstGeom prst="rect">
+                      <a:avLst/>
+                    </a:prstGeom>
+                    <a:noFill/>
+                    <a:ln>
+                      <a:noFill/>
+                    </a:ln>
+                  </pic:spPr>
+                </pic:pic>
+              </a:graphicData>
+            </a:graphic>
+            <wp14:sizeRelH relativeFrom="page">
+              <wp14:pctWidth>0</wp14:pctWidth>
+            </wp14:sizeRelH>
+            <wp14:sizeRelV relativeFrom="page">
+              <wp14:pctHeight>0</wp14:pctHeight>
+            </wp14:sizeRelV>
+          </wp:anchor>
+        </w:drawing>
       </w:r>
       <w:r>
         <w:rPr>
@@ -994,7 +1097,117 @@
           <w:noProof/>
           <w:u w:val="single"/>
         </w:rPr>
-        <w:t xml:space="preserve"> – </w:t>
+        <w:t>History &amp; Reporting – Kameron:</w:t>
+      </w:r>
+    </w:p>
+    <w:p>
+      <w:pPr>
+        <w:rPr>
+          <w:b/>
+          <w:bCs/>
+          <w:noProof/>
+          <w:u w:val="single"/>
+        </w:rPr>
+      </w:pPr>
+      <w:r>
+        <w:rPr>
+          <w:b/>
+          <w:bCs/>
+          <w:noProof/>
+          <w:u w:val="single"/>
+        </w:rPr>
+        <w:t xml:space="preserve">  </w:t>
+      </w:r>
+    </w:p>
+    <w:p>
+      <w:pPr>
+        <w:rPr>
+          <w:b/>
+          <w:bCs/>
+          <w:noProof/>
+          <w:u w:val="single"/>
+        </w:rPr>
+      </w:pPr>
+    </w:p>
+    <w:p>
+      <w:pPr>
+        <w:jc w:val="center"/>
+        <w:rPr>
+          <w:b/>
+          <w:bCs/>
+          <w:noProof/>
+          <w:u w:val="single"/>
+        </w:rPr>
+      </w:pPr>
+      <w:r>
+        <w:rPr>
+          <w:b/>
+          <w:bCs/>
+          <w:noProof/>
+          <w:u w:val="single"/>
+        </w:rPr>
+        <w:drawing>
+          <wp:anchor distT="0" distB="0" distL="114300" distR="114300" simplePos="0" relativeHeight="251667456" behindDoc="0" locked="0" layoutInCell="1" allowOverlap="1" wp14:anchorId="633648E9" wp14:editId="3C238F42">
+            <wp:simplePos x="0" y="0"/>
+            <wp:positionH relativeFrom="margin">
+              <wp:align>center</wp:align>
+            </wp:positionH>
+            <wp:positionV relativeFrom="page">
+              <wp:posOffset>2724896</wp:posOffset>
+            </wp:positionV>
+            <wp:extent cx="3617292" cy="3166071"/>
+            <wp:effectExtent l="0" t="0" r="2540" b="0"/>
+            <wp:wrapNone/>
+            <wp:docPr id="2069089201" name="Picture 7"/>
+            <wp:cNvGraphicFramePr>
+              <a:graphicFrameLocks xmlns:a="http://schemas.openxmlformats.org/drawingml/2006/main" noChangeAspect="1"/>
+            </wp:cNvGraphicFramePr>
+            <a:graphic xmlns:a="http://schemas.openxmlformats.org/drawingml/2006/main">
+              <a:graphicData uri="http://schemas.openxmlformats.org/drawingml/2006/picture">
+                <pic:pic xmlns:pic="http://schemas.openxmlformats.org/drawingml/2006/picture">
+                  <pic:nvPicPr>
+                    <pic:cNvPr id="0" name="Picture 8"/>
+                    <pic:cNvPicPr>
+                      <a:picLocks noChangeAspect="1" noChangeArrowheads="1"/>
+                    </pic:cNvPicPr>
+                  </pic:nvPicPr>
+                  <pic:blipFill>
+                    <a:blip r:embed="rId14">
+                      <a:extLst>
+                        <a:ext uri="{28A0092B-C50C-407E-A947-70E740481C1C}">
+                          <a14:useLocalDpi xmlns:a14="http://schemas.microsoft.com/office/drawing/2010/main" val="0"/>
+                        </a:ext>
+                      </a:extLst>
+                    </a:blip>
+                    <a:srcRect/>
+                    <a:stretch>
+                      <a:fillRect/>
+                    </a:stretch>
+                  </pic:blipFill>
+                  <pic:spPr bwMode="auto">
+                    <a:xfrm>
+                      <a:off x="0" y="0"/>
+                      <a:ext cx="3617292" cy="3166071"/>
+                    </a:xfrm>
+                    <a:prstGeom prst="rect">
+                      <a:avLst/>
+                    </a:prstGeom>
+                    <a:noFill/>
+                    <a:ln>
+                      <a:noFill/>
+                    </a:ln>
+                  </pic:spPr>
+                </pic:pic>
+              </a:graphicData>
+            </a:graphic>
+            <wp14:sizeRelH relativeFrom="page">
+              <wp14:pctWidth>0</wp14:pctWidth>
+            </wp14:sizeRelH>
+            <wp14:sizeRelV relativeFrom="page">
+              <wp14:pctHeight>0</wp14:pctHeight>
+            </wp14:sizeRelV>
+          </wp:anchor>
+        </w:drawing>
       </w:r>
       <w:r>
         <w:rPr>
@@ -1003,7 +1216,68 @@
           <w:noProof/>
           <w:u w:val="single"/>
         </w:rPr>
-        <w:t>Kameron</w:t>
+        <w:drawing>
+          <wp:anchor distT="0" distB="0" distL="114300" distR="114300" simplePos="0" relativeHeight="251666432" behindDoc="0" locked="0" layoutInCell="1" allowOverlap="1" wp14:anchorId="14C4799D" wp14:editId="4F450BA4">
+            <wp:simplePos x="0" y="0"/>
+            <wp:positionH relativeFrom="margin">
+              <wp:align>center</wp:align>
+            </wp:positionH>
+            <wp:positionV relativeFrom="margin">
+              <wp:align>bottom</wp:align>
+            </wp:positionV>
+            <wp:extent cx="3656992" cy="3216643"/>
+            <wp:effectExtent l="0" t="0" r="635" b="3175"/>
+            <wp:wrapNone/>
+            <wp:docPr id="1503178262" name="Picture 6"/>
+            <wp:cNvGraphicFramePr>
+              <a:graphicFrameLocks xmlns:a="http://schemas.openxmlformats.org/drawingml/2006/main" noChangeAspect="1"/>
+            </wp:cNvGraphicFramePr>
+            <a:graphic xmlns:a="http://schemas.openxmlformats.org/drawingml/2006/main">
+              <a:graphicData uri="http://schemas.openxmlformats.org/drawingml/2006/picture">
+                <pic:pic xmlns:pic="http://schemas.openxmlformats.org/drawingml/2006/picture">
+                  <pic:nvPicPr>
+                    <pic:cNvPr id="0" name="Picture 7"/>
+                    <pic:cNvPicPr>
+                      <a:picLocks noChangeAspect="1" noChangeArrowheads="1"/>
+                    </pic:cNvPicPr>
+                  </pic:nvPicPr>
+                  <pic:blipFill>
+                    <a:blip r:embed="rId15">
+                      <a:extLst>
+                        <a:ext uri="{28A0092B-C50C-407E-A947-70E740481C1C}">
+                          <a14:useLocalDpi xmlns:a14="http://schemas.microsoft.com/office/drawing/2010/main" val="0"/>
+                        </a:ext>
+                      </a:extLst>
+                    </a:blip>
+                    <a:srcRect/>
+                    <a:stretch>
+                      <a:fillRect/>
+                    </a:stretch>
+                  </pic:blipFill>
+                  <pic:spPr bwMode="auto">
+                    <a:xfrm>
+                      <a:off x="0" y="0"/>
+                      <a:ext cx="3656992" cy="3216643"/>
+                    </a:xfrm>
+                    <a:prstGeom prst="rect">
+                      <a:avLst/>
+                    </a:prstGeom>
+                    <a:noFill/>
+                    <a:ln>
+                      <a:noFill/>
+                    </a:ln>
+                  </pic:spPr>
+                </pic:pic>
+              </a:graphicData>
+            </a:graphic>
+            <wp14:sizeRelH relativeFrom="page">
+              <wp14:pctWidth>0</wp14:pctWidth>
+            </wp14:sizeRelH>
+            <wp14:sizeRelV relativeFrom="page">
+              <wp14:pctHeight>0</wp14:pctHeight>
+            </wp14:sizeRelV>
+          </wp:anchor>
+        </w:drawing>
       </w:r>
       <w:r>
         <w:rPr>
@@ -1012,212 +1286,8 @@
           <w:noProof/>
           <w:u w:val="single"/>
         </w:rPr>
-        <w:t>:</w:t>
-      </w:r>
-    </w:p>
-    <w:p>
-      <w:pPr>
-        <w:jc w:val="center"/>
-        <w:rPr>
-          <w:noProof/>
-        </w:rPr>
-      </w:pPr>
-      <w:r>
-        <w:rPr>
-          <w:b/>
-          <w:bCs/>
-          <w:noProof/>
-        </w:rPr>
-        <w:t>Class 1: TransactionHistory</w:t>
-      </w:r>
-    </w:p>
-    <w:p>
-      <w:pPr>
-        <w:numPr>
-          <w:ilvl w:val="0"/>
-          <w:numId w:val="41"/>
-        </w:numPr>
-        <w:jc w:val="center"/>
-        <w:rPr>
-          <w:noProof/>
-        </w:rPr>
-      </w:pPr>
-      <w:r>
-        <w:rPr>
-          <w:noProof/>
-        </w:rPr>
-        <w:t>Store and display transaction history.</w:t>
-      </w:r>
-    </w:p>
-    <w:p>
-      <w:pPr>
-        <w:numPr>
-          <w:ilvl w:val="0"/>
-          <w:numId w:val="41"/>
-        </w:numPr>
-        <w:jc w:val="center"/>
-        <w:rPr>
-          <w:noProof/>
-        </w:rPr>
-      </w:pPr>
-      <w:r>
-        <w:rPr>
-          <w:noProof/>
-        </w:rPr>
-        <w:t>Search transactions by keyword or description.</w:t>
-      </w:r>
-    </w:p>
-    <w:p>
-      <w:pPr>
-        <w:numPr>
-          <w:ilvl w:val="0"/>
-          <w:numId w:val="41"/>
-        </w:numPr>
-        <w:jc w:val="center"/>
-        <w:rPr>
-          <w:noProof/>
-        </w:rPr>
-      </w:pPr>
-      <w:r>
-        <w:rPr>
-          <w:noProof/>
-        </w:rPr>
-        <w:t>Filter transactions by date range.</w:t>
-      </w:r>
-    </w:p>
-    <w:p>
-      <w:pPr>
-        <w:numPr>
-          <w:ilvl w:val="0"/>
-          <w:numId w:val="41"/>
-        </w:numPr>
-        <w:jc w:val="center"/>
-        <w:rPr>
-          <w:noProof/>
-        </w:rPr>
-      </w:pPr>
-      <w:r>
-        <w:rPr>
-          <w:noProof/>
-        </w:rPr>
-        <w:t>Display transaction details, including amount, type, and timestamp.</w:t>
-      </w:r>
-    </w:p>
-    <w:p>
-      <w:pPr>
-        <w:jc w:val="center"/>
-        <w:rPr>
-          <w:noProof/>
-        </w:rPr>
-      </w:pPr>
-      <w:r>
-        <w:rPr>
-          <w:b/>
-          <w:bCs/>
-          <w:noProof/>
-        </w:rPr>
-        <w:t>Class 2: AccountStatement</w:t>
-      </w:r>
-    </w:p>
-    <w:p>
-      <w:pPr>
-        <w:numPr>
-          <w:ilvl w:val="0"/>
-          <w:numId w:val="42"/>
-        </w:numPr>
-        <w:jc w:val="center"/>
-        <w:rPr>
-          <w:noProof/>
-        </w:rPr>
-      </w:pPr>
-      <w:r>
-        <w:rPr>
-          <w:noProof/>
-        </w:rPr>
-        <w:t>Calculate total deposits and withdrawals.</w:t>
-      </w:r>
-    </w:p>
-    <w:p>
-      <w:pPr>
-        <w:numPr>
-          <w:ilvl w:val="0"/>
-          <w:numId w:val="42"/>
-        </w:numPr>
-        <w:jc w:val="center"/>
-        <w:rPr>
-          <w:noProof/>
-        </w:rPr>
-      </w:pPr>
-      <w:r>
-        <w:rPr>
-          <w:noProof/>
-        </w:rPr>
-        <w:t>Generate account statements for a selected date range.</w:t>
-      </w:r>
-    </w:p>
-    <w:p>
-      <w:pPr>
-        <w:numPr>
-          <w:ilvl w:val="0"/>
-          <w:numId w:val="42"/>
-        </w:numPr>
-        <w:jc w:val="center"/>
-        <w:rPr>
-          <w:noProof/>
-        </w:rPr>
-      </w:pPr>
-      <w:r>
-        <w:rPr>
-          <w:noProof/>
-        </w:rPr>
-        <w:t>Display beginning balance, transaction totals, and ending balance.</w:t>
-      </w:r>
-    </w:p>
-    <w:p>
-      <w:pPr>
-        <w:jc w:val="center"/>
-        <w:rPr>
-          <w:noProof/>
-        </w:rPr>
-      </w:pPr>
-      <w:r>
-        <w:rPr>
-          <w:b/>
-          <w:bCs/>
-          <w:noProof/>
-        </w:rPr>
-        <w:t>Integration Plan:</w:t>
-      </w:r>
-      <w:r>
-        <w:rPr>
-          <w:noProof/>
-        </w:rPr>
-        <w:t xml:space="preserve"> These classes will work with the Transaction class created by another group member. I will test the search and date filters, verify the deposit and withdrawal calculations, and ensure account statements display accurate information.</w:t>
-      </w:r>
-    </w:p>
-    <w:p>
-      <w:pPr>
-        <w:rPr>
-          <w:noProof/>
-        </w:rPr>
-      </w:pPr>
-      <w:r>
-        <w:rPr>
-          <w:noProof/>
-        </w:rPr>
         <w:br w:type="page"/>
       </w:r>
-    </w:p>
-    <w:p>
-      <w:pPr>
-        <w:jc w:val="center"/>
-        <w:rPr>
-          <w:b/>
-          <w:bCs/>
-          <w:noProof/>
-          <w:u w:val="single"/>
-        </w:rPr>
-      </w:pPr>
       <w:r>
         <w:rPr>
           <w:b/>
@@ -1226,46 +1296,8 @@
           <w:u w:val="single"/>
         </w:rPr>
         <w:lastRenderedPageBreak/>
-        <w:t>Account Management</w:t>
+        <w:t>Account Management – Grant:</w:t>
       </w:r>
-      <w:r>
-        <w:rPr>
-          <w:b/>
-          <w:bCs/>
-          <w:noProof/>
-          <w:u w:val="single"/>
-        </w:rPr>
-        <w:t xml:space="preserve"> – </w:t>
-      </w:r>
-      <w:r>
-        <w:rPr>
-          <w:b/>
-          <w:bCs/>
-          <w:noProof/>
-          <w:u w:val="single"/>
-        </w:rPr>
-        <w:t>Grant</w:t>
-      </w:r>
-      <w:r>
-        <w:rPr>
-          <w:b/>
-          <w:bCs/>
-          <w:noProof/>
-          <w:u w:val="single"/>
-        </w:rPr>
-        <w:t>:</w:t>
-      </w:r>
-    </w:p>
-    <w:p>
-      <w:pPr>
-        <w:jc w:val="center"/>
-        <w:rPr>
-          <w:b/>
-          <w:bCs/>
-          <w:noProof/>
-          <w:u w:val="single"/>
-        </w:rPr>
-      </w:pPr>
       <w:r>
         <w:rPr>
           <w:b/>
@@ -1290,7 +1322,7 @@
                     </pic:cNvPicPr>
                   </pic:nvPicPr>
                   <pic:blipFill>
-                    <a:blip r:embed="rId12">
+                    <a:blip r:embed="rId16">
                       <a:extLst>
                         <a:ext uri="{28A0092B-C50C-407E-A947-70E740481C1C}">
                           <a14:useLocalDpi xmlns:a14="http://schemas.microsoft.com/office/drawing/2010/main" val="0"/>
@@ -1345,7 +1377,7 @@
                     </pic:cNvPicPr>
                   </pic:nvPicPr>
                   <pic:blipFill>
-                    <a:blip r:embed="rId13">
+                    <a:blip r:embed="rId17">
                       <a:extLst>
                         <a:ext uri="{28A0092B-C50C-407E-A947-70E740481C1C}">
                           <a14:useLocalDpi xmlns:a14="http://schemas.microsoft.com/office/drawing/2010/main" val="0"/>
@@ -1378,8 +1410,8 @@
       </w:r>
     </w:p>
     <w:sectPr>
-      <w:headerReference w:type="default" r:id="rId14"/>
-      <w:footerReference w:type="default" r:id="rId15"/>
+      <w:headerReference w:type="default" r:id="rId18"/>
+      <w:footerReference w:type="default" r:id="rId19"/>
       <w:pgSz w:w="12240" w:h="15840"/>
       <w:pgMar w:top="1440" w:right="1440" w:bottom="1440" w:left="1440" w:header="720" w:footer="720" w:gutter="0"/>
       <w:cols w:space="720"/>
@@ -8403,7 +8435,7 @@
   <w:style w:type="paragraph" w:default="1" w:styleId="Normal">
     <w:name w:val="Normal"/>
     <w:qFormat/>
-    <w:rsid w:val="00204ABC"/>
+    <w:rsid w:val="00965071"/>
   </w:style>
   <w:style w:type="paragraph" w:styleId="Heading1">
     <w:name w:val="heading 1"/>
